--- a/2.1.GestiónConfiguraciónFormPCs/Formulario_Informe_ConfiguracionSemana8.docx
+++ b/2.1.GestiónConfiguraciónFormPCs/Formulario_Informe_ConfiguracionSemana8.docx
@@ -298,7 +298,7 @@
                 <w:rFonts w:ascii="Times" w:hAnsi="Times"/>
                 <w:sz w:val="16"/>
               </w:rPr>
-              <w:t>1</w:t>
+              <w:t>2</w:t>
             </w:r>
           </w:p>
         </w:tc>
@@ -1752,39 +1752,28 @@
                 <w:rFonts w:ascii="Times" w:hAnsi="Times"/>
                 <w:sz w:val="16"/>
               </w:rPr>
-              <w:t xml:space="preserve">Se ha procedido a la actualización del producto SH-DOC-CV (Ciclo de Vida) tras la aprobación de la PC-002, incorporando la definición formal de los roles de gestión de la configuración (Inspector, </w:t>
-            </w:r>
-            <w:proofErr w:type="gramStart"/>
-            <w:r>
-              <w:rPr>
-                <w:rFonts w:ascii="Times" w:hAnsi="Times"/>
-                <w:sz w:val="16"/>
-              </w:rPr>
-              <w:t>Secretario</w:t>
-            </w:r>
-            <w:proofErr w:type="gramEnd"/>
-            <w:r>
-              <w:rPr>
-                <w:rFonts w:ascii="Times" w:hAnsi="Times"/>
-                <w:sz w:val="16"/>
-              </w:rPr>
-              <w:t xml:space="preserve">, </w:t>
-            </w:r>
-            <w:proofErr w:type="gramStart"/>
-            <w:r>
-              <w:rPr>
-                <w:rFonts w:ascii="Times" w:hAnsi="Times"/>
-                <w:sz w:val="16"/>
-              </w:rPr>
-              <w:t>Responsable</w:t>
-            </w:r>
-            <w:proofErr w:type="gramEnd"/>
-            <w:r>
-              <w:rPr>
-                <w:rFonts w:ascii="Times" w:hAnsi="Times"/>
-                <w:sz w:val="16"/>
-              </w:rPr>
-              <w:t xml:space="preserve"> de Desarrollo, Moderador y Lector) para cada integrante del equipo.</w:t>
+              <w:t>PC-002: s</w:t>
+            </w:r>
+            <w:r>
+              <w:rPr>
+                <w:rFonts w:ascii="Times" w:hAnsi="Times"/>
+                <w:sz w:val="16"/>
+              </w:rPr>
+              <w:t xml:space="preserve">e ha procedido a la actualización del producto SH-DOC-CV (Ciclo de Vida) tras la aprobación de la PC-002, incorporando la definición formal de los roles de gestión de la configuración </w:t>
+            </w:r>
+            <w:r>
+              <w:rPr>
+                <w:rFonts w:ascii="Times" w:hAnsi="Times"/>
+                <w:sz w:val="16"/>
+              </w:rPr>
+              <w:t xml:space="preserve">y gestión de la calidad </w:t>
+            </w:r>
+            <w:r>
+              <w:rPr>
+                <w:rFonts w:ascii="Times" w:hAnsi="Times"/>
+                <w:sz w:val="16"/>
+              </w:rPr>
+              <w:t>para cada integrante del equipo.</w:t>
             </w:r>
           </w:p>
           <w:p>
@@ -1807,7 +1796,14 @@
                 <w:rFonts w:ascii="Times" w:hAnsi="Times"/>
                 <w:sz w:val="16"/>
               </w:rPr>
-              <w:t>Se ha modificado el producto SH-DOC-EE (Estimación y Estrategia) debido a la PC-003, mediante la cual se sustituye el REQ 6 por el REQ 8 con el fin de optimizar el alcance del proyecto frente al tiempo disponible.</w:t>
+              <w:t>PC-003: s</w:t>
+            </w:r>
+            <w:r>
+              <w:rPr>
+                <w:rFonts w:ascii="Times" w:hAnsi="Times"/>
+                <w:sz w:val="16"/>
+              </w:rPr>
+              <w:t>e ha modificado el producto SH-DOC-EE (Estimación y Estrategia) debido a la PC-003, mediante la cual se sustituye el REQ 6 por el REQ 8 con el fin de optimizar el alcance del proyecto frente al tiempo disponible.</w:t>
             </w:r>
           </w:p>
           <w:p>
@@ -4427,6 +4423,7 @@
   <w:style w:type="character" w:default="1" w:styleId="Fuentedeprrafopredeter">
     <w:name w:val="Default Paragraph Font"/>
     <w:uiPriority w:val="1"/>
+    <w:semiHidden/>
     <w:unhideWhenUsed/>
   </w:style>
   <w:style w:type="table" w:default="1" w:styleId="Tablanormal">
